--- a/guides/CodeLab_Owner_Guide.docx
+++ b/guides/CodeLab_Owner_Guide.docx
@@ -789,6 +789,30 @@
     </w:lvl>
   </w:abstractNum>
   <w:abstractNum w:abstractNumId="9" w15:restartNumberingAfterBreak="0">
+    <w:multiLevelType w:val="hybridMultilevel"/>
+    <w:lvl w:ilvl="0" w:tentative="1">
+      <w:start w:val="1"/>
+      <w:numFmt w:val="decimal"/>
+      <w:lvlText w:val="%1."/>
+      <w:lvlJc w:val="left"/>
+      <w:pPr>
+        <w:ind w:left="500" w:hanging="300"/>
+      </w:pPr>
+    </w:lvl>
+  </w:abstractNum>
+  <w:abstractNum w:abstractNumId="10" w15:restartNumberingAfterBreak="0">
+    <w:multiLevelType w:val="hybridMultilevel"/>
+    <w:lvl w:ilvl="0" w:tentative="1">
+      <w:start w:val="1"/>
+      <w:numFmt w:val="decimal"/>
+      <w:lvlText w:val="%1."/>
+      <w:lvlJc w:val="left"/>
+      <w:pPr>
+        <w:ind w:left="500" w:hanging="300"/>
+      </w:pPr>
+    </w:lvl>
+  </w:abstractNum>
+  <w:abstractNum w:abstractNumId="11" w15:restartNumberingAfterBreak="0">
     <w:multiLevelType w:val="hybridMultilevel"/>
     <w:lvl w:ilvl="0" w:tentative="1">
       <w:start w:val="1"/>
